--- a/clients/john-sadler/blogs/2025-backlog/02-how-does-a-heat-pump-work.docx
+++ b/clients/john-sadler/blogs/2025-backlog/02-how-does-a-heat-pump-work.docx
@@ -119,7 +119,7 @@
     </w:p>
     <w:p>
       <w:r>
-        <w:t>Heat pumps have become one of the most common topics homeowners in Surrey, White Rock and Langley ask us about. Most people know a heat pump can both heat and cool, but how does a heat pump work when the air outside feels cold and damp? The short answer is that it acts as a heat mover, not a heat maker. This guide walks through the refrigerant cycle in plain language, what the outdoor unit is doing on a frosty January morning, why it sometimes gives off a cloud of vapour, and how efficiency is measured. If you're weighing a heat pump against a furnace or an air conditioner, those decisions are covered in separate articles linked below.</w:t>
+        <w:t>More homeowners in Surrey, White Rock and Langley are asking us about heat pumps. Most people know a heat pump can both heat and cool, but how does a heat pump work when the air outside feels cold and damp? The short answer is that it acts as a heat mover, not a heat maker. This guide walks through the refrigerant cycle in plain language, what the outdoor unit is doing on a frosty January morning, why it sometimes gives off a cloud of vapour, and how efficiency is measured. If you're weighing a heat pump against a furnace or an air conditioner, those decisions are covered in separate articles linked below.</w:t>
       </w:r>
     </w:p>
     <w:p>
@@ -408,7 +408,7 @@
     </w:p>
     <w:p>
       <w:r>
-        <w:t xml:space="preserve">Dual-fuel setups suit the many Lower Mainland homes that already have natural gas and ductwork. The switchover temperature, often called the balance point, is set on the thermostat based on your home's heat loss and energy rates. Because our team holds a Technical Safety BC gas fitting licence (LGA0092486), the same technicians can handle both the gas and heat pump sides. Choosing your main heat source is a separate question, covered in </w:t>
+        <w:t xml:space="preserve">Dual-fuel setups suit the many Lower Mainland homes that already have natural gas and ductwork. The switchover temperature, often called the balance point, is set on the thermostat based on your home's heat loss and energy rates. Because we're licensed by Technical Safety BC for gas work (LGA0092486), our team can look after both the gas furnace and the heat pump in a dual-fuel system. Choosing your main heat source is a separate question, covered in </w:t>
       </w:r>
       <w:hyperlink r:id="rId13">
         <w:r>
@@ -846,7 +846,7 @@
         <w:t>Omitted:</w:t>
       </w:r>
       <w:r>
-        <w:t xml:space="preserve"> No rebate amounts or prices (brief rule). NRCan's "up to 2.5/3/3.5 times more efficient than an oil furnace" figures were left out because oil heat is not relevant to the client's market and the client does not service oil. Ground-source installation is described but not offered as a John Sadler service, since the brief doesn't confirm the client installs geothermal; confirm before adding it. Navien is not mentioned (not relevant to heat pumps). No 24/7 or emergency language.</w:t>
+        <w:t xml:space="preserve"> No rebate amounts or prices (brief rule). NRCan's "up to 2.5/3/3.5 times more efficient than an oil furnace" figures were left out because oil heat is not relevant to the client's market and the client does not service oil. Ground-source installation is described but not offered as a John Sadler service, since the brief doesn't confirm the client installs geothermal; confirm before adding it. Navien is not mentioned. Navien does make heat pumps (NAZ series, covered in the planned Navien heat pump error codes post), but whether John Sadler installs them isn't confirmed; add a Navien line if the client confirms. No 24/7 or emergency language.</w:t>
       </w:r>
     </w:p>
     <w:p>
